--- a/Paladin_Compliance_2.12_Vendor_Governance_Tiering_Dependency_Classification_and_Reliance_Scaling.docx
+++ b/Paladin_Compliance_2.12_Vendor_Governance_Tiering_Dependency_Classification_and_Reliance_Scaling.docx
@@ -614,7 +614,7 @@
                 <w:color w:val="1F2937"/>
                 <w:sz w:val="16"/>
               </w:rPr>
-              <w:t>Provider supports evidence, assurance, escalation, representation, risk acceptance, or high-consequence decision path.</w:t>
+              <w:t>Provider supports evidence, confidence, escalation, representation, risk acceptance, or high-consequence decision path.</w:t>
             </w:r>
           </w:p>
         </w:tc>
@@ -1555,7 +1555,7 @@
                 <w:color w:val="1F2937"/>
                 <w:sz w:val="16"/>
               </w:rPr>
-              <w:t>Provider-generated or provider-hosted artifacts inform external, executive, or assurance communications.</w:t>
+              <w:t>Provider-generated or provider-hosted artifacts inform external, executive, or confidence communications.</w:t>
             </w:r>
           </w:p>
         </w:tc>
@@ -1756,7 +1756,7 @@
           <w:color w:val="1F2937"/>
           <w:sz w:val="20"/>
         </w:rPr>
-        <w:t>Reliance scaling occurs when the institution's dependence on a provider increases in consequence, scope, audience, or decision influence. The change may be gradual: a vendor tool becomes a workflow system, a workflow system becomes a reporting source, a reporting source becomes evidence support, and evidence support becomes the basis for external assurance. Governance intensity must increase as reliance expands, even where vendor cost, contract status, or technical integration appears unchanged.</w:t>
+        <w:t>Reliance scaling occurs when the institution's dependence on a provider increases in consequence, scope, audience, or decision influence. The change may be gradual: a vendor tool becomes a workflow system, a workflow system becomes a reporting source, a reporting source becomes evidence support, and evidence support becomes the basis for external confidence. Governance intensity must increase as reliance expands, even where vendor cost, contract status, or technical integration appears unchanged.</w:t>
       </w:r>
     </w:p>
     <w:p>
@@ -1770,7 +1770,7 @@
           <w:color w:val="1F2937"/>
           <w:sz w:val="20"/>
         </w:rPr>
-        <w:t>Vendor consequence categorization evaluates what institutional function the provider performs. Ordinary vendor evaluation often focuses on service availability, contractual terms, cost, and operational satisfaction. Governance-aware categorization asks whether provider failure, feature change, output distortion, data propagation, or opaque processing could affect decisions, evidence, accountability, assurance, confidentiality, escalation, or public trust. The category must reflect operational consequence rather than vendor label.</w:t>
+        <w:t>Vendor consequence categorization evaluates what institutional function the provider performs. Ordinary vendor evaluation often focuses on service availability, contractual terms, cost, and operational satisfaction. Governance-aware categorization asks whether provider failure, feature change, output distortion, data propagation, or opaque processing could affect decisions, evidence, accountability, confidence, confidentiality, escalation, or public trust. The category must reflect operational consequence rather than vendor label.</w:t>
       </w:r>
     </w:p>
     <w:p>
@@ -2539,7 +2539,7 @@
                 <w:color w:val="1F2937"/>
                 <w:sz w:val="16"/>
               </w:rPr>
-              <w:t>Provider behavior affects continuity, trust posture, assurance, or residual exposure.</w:t>
+              <w:t>Provider behavior affects continuity, trust posture, confidence, or residual exposure.</w:t>
             </w:r>
           </w:p>
         </w:tc>
@@ -3368,7 +3368,7 @@
                 <w:color w:val="1F2937"/>
                 <w:sz w:val="16"/>
               </w:rPr>
-              <w:t>Provider influences external confidence, assurance, institutional credibility, or representation.</w:t>
+              <w:t>Provider influences external confidence, confidence, institutional credibility, or representation.</w:t>
             </w:r>
           </w:p>
         </w:tc>
@@ -3394,7 +3394,7 @@
                 <w:color w:val="1F2937"/>
                 <w:sz w:val="16"/>
               </w:rPr>
-              <w:t>Provider-hosted signal appears in customer or executive assurance channel.</w:t>
+              <w:t>Provider-hosted signal appears in customer or executive confidence channel.</w:t>
             </w:r>
           </w:p>
         </w:tc>
@@ -5095,7 +5095,7 @@
                 <w:color w:val="1F2937"/>
                 <w:sz w:val="16"/>
               </w:rPr>
-              <w:t>Loss of provider history weakens accountability and assurance.</w:t>
+              <w:t>Loss of provider history weakens accountability and confidence.</w:t>
             </w:r>
           </w:p>
         </w:tc>
@@ -6996,7 +6996,7 @@
                 <w:color w:val="1F2937"/>
                 <w:sz w:val="16"/>
               </w:rPr>
-              <w:t>Vendor artifact supports governance assertion, review, or assurance.</w:t>
+              <w:t>Vendor artifact supports governance assertion, review, or confidence.</w:t>
             </w:r>
           </w:p>
         </w:tc>
@@ -9033,7 +9033,7 @@
                 <w:color w:val="1F2937"/>
                 <w:sz w:val="16"/>
               </w:rPr>
-              <w:t>Provider records are needed to reconstruct decisions, review, or assurance.</w:t>
+              <w:t>Provider records are needed to reconstruct decisions, review, or confidence.</w:t>
             </w:r>
           </w:p>
         </w:tc>
@@ -10028,7 +10028,7 @@
                 <w:color w:val="1F2937"/>
                 <w:sz w:val="16"/>
               </w:rPr>
-              <w:t>Provider report becomes broad assurance signal.</w:t>
+              <w:t>Provider report becomes broad confidence signal.</w:t>
             </w:r>
           </w:p>
         </w:tc>
@@ -12642,7 +12642,7 @@
                 <w:color w:val="1F2937"/>
                 <w:sz w:val="16"/>
               </w:rPr>
-              <w:t>Controls assurance, representation, and trust consequence.</w:t>
+              <w:t>Controls confidence, representation, and trust consequence.</w:t>
             </w:r>
           </w:p>
         </w:tc>
